--- a/courts/eighth-circuit/north-dakota/state/court-of-appeals/reply-brief/usage/OUTPUT-reply-brief.docx
+++ b/courts/eighth-circuit/north-dakota/state/court-of-appeals/reply-brief/usage/OUTPUT-reply-brief.docx
@@ -3754,6 +3754,7 @@
     <w:unhideWhenUsed/>
     <w:qFormat/>
     <w:pPr>
+      <w:keepLines/>
       <w:spacing w:before="0" w:after="140" w:line="552" w:lineRule="exact"/>
     </w:pPr>
     <w:rPr>

--- a/courts/eighth-circuit/north-dakota/state/court-of-appeals/reply-brief/usage/OUTPUT-reply-brief.docx
+++ b/courts/eighth-circuit/north-dakota/state/court-of-appeals/reply-brief/usage/OUTPUT-reply-brief.docx
@@ -4005,6 +4005,33 @@
     <w:pPr>
       <w:spacing w:before="0" w:after="0" w:line="552" w:lineRule="exact"/>
       <w:ind w:left="2160" w:hanging="720"/>
+    </w:pPr>
+  </w:style>
+  <w:style w:type="paragraph" w:customStyle="1" w:styleId="XdQuoteList1">
+    <w:name w:val="Xd Quote List 1"/>
+    <w:basedOn w:val="Normal"/>
+    <w:qFormat/>
+    <w:pPr>
+      <w:spacing w:before="0" w:after="0" w:line="276" w:lineRule="exact"/>
+      <w:ind w:left="1440" w:right="720" w:hanging="720"/>
+    </w:pPr>
+  </w:style>
+  <w:style w:type="paragraph" w:customStyle="1" w:styleId="XdQuoteList2">
+    <w:name w:val="Xd Quote List 2"/>
+    <w:basedOn w:val="Normal"/>
+    <w:qFormat/>
+    <w:pPr>
+      <w:spacing w:before="0" w:after="0" w:line="276" w:lineRule="exact"/>
+      <w:ind w:left="2160" w:right="720" w:hanging="720"/>
+    </w:pPr>
+  </w:style>
+  <w:style w:type="paragraph" w:customStyle="1" w:styleId="XdQuoteList3">
+    <w:name w:val="Xd Quote List 3"/>
+    <w:basedOn w:val="Normal"/>
+    <w:qFormat/>
+    <w:pPr>
+      <w:spacing w:before="0" w:after="0" w:line="276" w:lineRule="exact"/>
+      <w:ind w:left="2880" w:right="720" w:hanging="720"/>
     </w:pPr>
   </w:style>
   <w:style w:type="paragraph" w:customStyle="1" w:styleId="XdTail">

--- a/courts/eighth-circuit/north-dakota/state/court-of-appeals/reply-brief/usage/OUTPUT-reply-brief.docx
+++ b/courts/eighth-circuit/north-dakota/state/court-of-appeals/reply-brief/usage/OUTPUT-reply-brief.docx
@@ -251,9 +251,7 @@
           <w:b/>
           <w:bCs/>
         </w:rPr>
-        <w:t xml:space="preserve">03-K</w:t>
-        <w:noBreakHyphen/>
-        <w:t xml:space="preserve">485</w:t>
+        <w:t xml:space="preserve">03-K-⁠485</w:t>
       </w:r>
     </w:p>
     <w:p>
@@ -745,9 +743,7 @@
         <w:t xml:space="preserve"> </w:t>
       </w:r>
       <w:r>
-        <w:t xml:space="preserve">756</w:t>
-        <w:noBreakHyphen/>
-        <w:t xml:space="preserve">7199</w:t>
+        <w:t xml:space="preserve">756-⁠7199</w:t>
       </w:r>
     </w:p>
     <w:p>
@@ -1510,9 +1506,7 @@
         <w:t xml:space="preserve"> </w:t>
       </w:r>
       <w:r>
-        <w:t xml:space="preserve">1019</w:t>
-        <w:noBreakHyphen/>
-        <w:t xml:space="preserve">20</w:t>
+        <w:t xml:space="preserve">1019-⁠20</w:t>
       </w:r>
       <w:r>
         <w:t xml:space="preserve"> </w:t>
@@ -2286,13 +2280,7 @@
         <w:t xml:space="preserve"> </w:t>
       </w:r>
       <w:r>
-        <w:t xml:space="preserve">at 5:3</w:t>
-      </w:r>
-      <w:r>
-        <w:noBreakHyphen/>
-      </w:r>
-      <w:r>
-        <w:t xml:space="preserve">5. In addition, the State seems to believe that Mr. Bernstein’s argument centers on a contention that he actually had license or privilege to enter the premises at issue.</w:t>
+        <w:t xml:space="preserve">at 5:3-⁠5. In addition, the State seems to believe that Mr. Bernstein’s argument centers on a contention that he actually had license or privilege to enter the premises at issue.</w:t>
       </w:r>
       <w:r>
         <w:t xml:space="preserve"> </w:t>
@@ -2308,13 +2296,7 @@
         <w:t xml:space="preserve"> </w:t>
       </w:r>
       <w:r>
-        <w:t xml:space="preserve">at 5:10</w:t>
-      </w:r>
-      <w:r>
-        <w:noBreakHyphen/>
-      </w:r>
-      <w:r>
-        <w:t xml:space="preserve">12.</w:t>
+        <w:t xml:space="preserve">at 5:10-⁠12.</w:t>
       </w:r>
     </w:p>
     <w:p>
@@ -2330,13 +2312,7 @@
         <w:pStyle w:val="BodyText"/>
       </w:pPr>
       <w:r>
-        <w:t xml:space="preserve">In his Opening Brief, Mr. Bernstein rather convincingly showed intent was an element of the charged crime to be proven by the State at trial. The State seems to concede this point. Appellee 5:7</w:t>
-      </w:r>
-      <w:r>
-        <w:noBreakHyphen/>
-      </w:r>
-      <w:r>
-        <w:t xml:space="preserve">9.</w:t>
+        <w:t xml:space="preserve">In his Opening Brief, Mr. Bernstein rather convincingly showed intent was an element of the charged crime to be proven by the State at trial. The State seems to concede this point. Appellee 5:7-⁠9.</w:t>
       </w:r>
     </w:p>
     <w:p>
@@ -2488,13 +2464,7 @@
         <w:pStyle w:val="BodyText"/>
       </w:pPr>
       <w:r>
-        <w:t xml:space="preserve">As a fall back position, the State weakly argues the proffered evidence, even if relevant, was inadmissible hearsay. Appellee 6:22</w:t>
-      </w:r>
-      <w:r>
-        <w:noBreakHyphen/>
-      </w:r>
-      <w:r>
-        <w:t xml:space="preserve">7:2. This, also, is a flawed argument.</w:t>
+        <w:t xml:space="preserve">As a fall back position, the State weakly argues the proffered evidence, even if relevant, was inadmissible hearsay. Appellee 6:22-⁠7:2. This, also, is a flawed argument.</w:t>
       </w:r>
     </w:p>
     <w:p>
@@ -2581,13 +2551,7 @@
         <w:t xml:space="preserve">State v. Welker</w:t>
       </w:r>
       <w:r>
-        <w:t xml:space="preserve">, 536 So. 2d 1017, 1019</w:t>
-      </w:r>
-      <w:r>
-        <w:noBreakHyphen/>
-      </w:r>
-      <w:r>
-        <w:t xml:space="preserve">20 (Fla. 1988)⁠(consent to record telephone conversation admissible).</w:t>
+        <w:t xml:space="preserve">, 536 So. 2d 1017, 1019-⁠20 (Fla. 1988)⁠(consent to record telephone conversation admissible).</w:t>
       </w:r>
     </w:p>
     <w:p>
@@ -3755,7 +3719,7 @@
     <w:qFormat/>
     <w:pPr>
       <w:keepLines/>
-      <w:spacing w:before="0" w:after="140" w:line="552" w:lineRule="exact"/>
+      <w:spacing w:before="46" w:after="140" w:line="552" w:lineRule="exact"/>
     </w:pPr>
     <w:rPr>
       <w:sz w:val="24"/>
